--- a/eng/docx/54.content.docx
+++ b/eng/docx/54.content.docx
@@ -604,19 +604,7 @@
         <w:rPr>
           <w:lang w:val="en_US" w:bidi="en_US"/>
         </w:rPr>
-        <w:t xml:space="preserve">Timothy was in Ephesus as Paul's representative (see </w:t>
-      </w:r>
-      <w:r>
-        <w:rPr>
-          <w:lang w:val="en_US" w:bidi="en_US"/>
-        </w:rPr>
-        <w:t>1 Timothy Book Introduction</w:t>
-      </w:r>
-      <w:r>
-        <w:rPr>
-          <w:lang w:val="en_US" w:bidi="en_US"/>
-        </w:rPr>
-        <w:t>, “Setting”).</w:t>
+        <w:t>Timothy was in Ephesus as Paul's representative (see 1 Timothy Book Introduction, “Setting”).</w:t>
       </w:r>
     </w:p>
     <w:p>
@@ -792,19 +780,7 @@
         <w:rPr>
           <w:lang w:val="en_US" w:bidi="en_US"/>
         </w:rPr>
-        <w:t xml:space="preserve">Paul's greetings usually include a mention of thanks or blessing to God. Greco-Roman letters were often structured this way. First Timothy and Titus probably do not include this because they are official letters authorizing a delegate (see </w:t>
-      </w:r>
-      <w:r>
-        <w:rPr>
-          <w:lang w:val="en_US" w:bidi="en_US"/>
-        </w:rPr>
-        <w:t>1 Timothy Book Introduction</w:t>
-      </w:r>
-      <w:r>
-        <w:rPr>
-          <w:lang w:val="en_US" w:bidi="en_US"/>
-        </w:rPr>
-        <w:t>, “Literary Genre”). Instead, Paul first addresses his concern about stopping false teachers.</w:t>
+        <w:t>Paul's greetings usually include a mention of thanks or blessing to God. Greco-Roman letters were often structured this way. First Timothy and Titus probably do not include this because they are official letters authorizing a delegate (see 1 Timothy Book Introduction, “Literary Genre”). Instead, Paul first addresses his concern about stopping false teachers.</w:t>
       </w:r>
       <w:r>
         <w:rPr>
@@ -2332,19 +2308,7 @@
         <w:rPr>
           <w:lang w:val="en_US" w:bidi="en_US"/>
         </w:rPr>
-        <w:t xml:space="preserve">). He advises Timothy to use available resources, remain faithful, and learn from two poor examples. The church should expect Paul’s delegate to do these things (the church is also part of the audience; see </w:t>
-      </w:r>
-      <w:r>
-        <w:rPr>
-          <w:lang w:val="en_US" w:bidi="en_US"/>
-        </w:rPr>
-        <w:t>1 Timothy Book Introduction</w:t>
-      </w:r>
-      <w:r>
-        <w:rPr>
-          <w:lang w:val="en_US" w:bidi="en_US"/>
-        </w:rPr>
-        <w:t>, “Literary Genre”).</w:t>
+        <w:t>). He advises Timothy to use available resources, remain faithful, and learn from two poor examples. The church should expect Paul’s delegate to do these things (the church is also part of the audience; see 1 Timothy Book Introduction, “Literary Genre”).</w:t>
       </w:r>
       <w:r>
         <w:rPr>
@@ -4453,19 +4417,7 @@
         <w:rPr>
           <w:lang w:val="en_US" w:bidi="en_US"/>
         </w:rPr>
-        <w:t xml:space="preserve">): The most likely explanation is that false teachers caused trouble in households (see </w:t>
-      </w:r>
-      <w:r>
-        <w:rPr>
-          <w:lang w:val="en_US" w:bidi="en_US"/>
-        </w:rPr>
-        <w:t>1 Timothy Book Introduction</w:t>
-      </w:r>
-      <w:r>
-        <w:rPr>
-          <w:lang w:val="en_US" w:bidi="en_US"/>
-        </w:rPr>
-        <w:t xml:space="preserve">, “Setting”). Paul urged these women to return to proper roles in their homes, following the truth of the gospel (good news) (see </w:t>
+        <w:t xml:space="preserve">): The most likely explanation is that false teachers caused trouble in households (see 1 Timothy Book Introduction, “Setting”). Paul urged these women to return to proper roles in their homes, following the truth of the gospel (good news) (see </w:t>
       </w:r>
       <w:r>
         <w:rPr>
@@ -11543,19 +11495,7 @@
         <w:rPr>
           <w:lang w:val="en_US" w:bidi="en_US"/>
         </w:rPr>
-        <w:t xml:space="preserve">: Paul sent the letter to Timothy. But Paul meant it to be read to the entire church (see </w:t>
-      </w:r>
-      <w:r>
-        <w:rPr>
-          <w:lang w:val="en_US" w:bidi="en_US"/>
-        </w:rPr>
-        <w:t>1 Timothy Book Introduction</w:t>
-      </w:r>
-      <w:r>
-        <w:rPr>
-          <w:lang w:val="en_US" w:bidi="en_US"/>
-        </w:rPr>
-        <w:t>, “Literary Genre”).</w:t>
+        <w:t>: Paul sent the letter to Timothy. But Paul meant it to be read to the entire church (see 1 Timothy Book Introduction, “Literary Genre”).</w:t>
       </w:r>
       <w:r>
         <w:rPr>
